--- a/MeinMaterial/Besprechungen/Gespräch 3.docx
+++ b/MeinMaterial/Besprechungen/Gespräch 3.docx
@@ -192,6 +192,46 @@
         <w:t xml:space="preserve"> kann man später noch ändern</w:t>
       </w:r>
     </w:p>
+    <w:p/>
+    <w:p>
+      <w:r>
+        <w:t xml:space="preserve">TODO: </w:t>
+      </w:r>
+      <w:proofErr w:type="spellStart"/>
+      <w:r>
+        <w:t>kleinstparteien</w:t>
+      </w:r>
+      <w:proofErr w:type="spellEnd"/>
+      <w:r>
+        <w:t xml:space="preserve"> (</w:t>
+      </w:r>
+      <w:proofErr w:type="spellStart"/>
+      <w:r>
+        <w:t>bspw</w:t>
+      </w:r>
+      <w:proofErr w:type="spellEnd"/>
+      <w:r>
+        <w:t xml:space="preserve"> in beiden </w:t>
+      </w:r>
+      <w:proofErr w:type="spellStart"/>
+      <w:r>
+        <w:t>wahlen</w:t>
+      </w:r>
+      <w:proofErr w:type="spellEnd"/>
+      <w:r>
+        <w:t xml:space="preserve"> unter 5% Hürde) zusammenfassen zu Andere</w:t>
+      </w:r>
+      <w:r>
+        <w:br/>
+        <w:t xml:space="preserve">Nichtwähler erfassen als eigene </w:t>
+      </w:r>
+      <w:proofErr w:type="spellStart"/>
+      <w:r>
+        <w:t>kategorie</w:t>
+      </w:r>
+      <w:proofErr w:type="spellEnd"/>
+    </w:p>
+    <w:p/>
     <w:sectPr>
       <w:pgSz w:w="11906" w:h="16838"/>
       <w:pgMar w:top="1417" w:right="1417" w:bottom="1134" w:left="1417" w:header="708" w:footer="708" w:gutter="0"/>
@@ -805,7 +845,6 @@
   <w:style w:type="character" w:default="1" w:styleId="Absatz-Standardschriftart">
     <w:name w:val="Default Paragraph Font"/>
     <w:uiPriority w:val="1"/>
-    <w:semiHidden/>
     <w:unhideWhenUsed/>
   </w:style>
   <w:style w:type="table" w:default="1" w:styleId="NormaleTabelle">

--- a/MeinMaterial/Besprechungen/Gespräch 3.docx
+++ b/MeinMaterial/Besprechungen/Gespräch 3.docx
@@ -82,81 +82,9 @@
         <w:t>? Sollte man sich och einmal genau überlegen</w:t>
       </w:r>
     </w:p>
-    <w:p/>
     <w:p>
       <w:r>
-        <w:t xml:space="preserve">TODO: ChatGPT Premium </w:t>
-      </w:r>
-      <w:r>
         <w:br/>
-      </w:r>
-      <w:r>
-        <w:br/>
-        <w:t>TODO: Codex auf Ordne</w:t>
-      </w:r>
-      <w:r>
-        <w:t xml:space="preserve">r werfen und "fix </w:t>
-      </w:r>
-      <w:proofErr w:type="spellStart"/>
-      <w:r>
-        <w:t>it</w:t>
-      </w:r>
-      <w:proofErr w:type="spellEnd"/>
-      <w:r>
-        <w:t xml:space="preserve">" </w:t>
-      </w:r>
-      <w:r>
-        <w:sym w:font="Wingdings" w:char="F0E0"/>
-      </w:r>
-      <w:r>
-        <w:t xml:space="preserve"> </w:t>
-      </w:r>
-      <w:proofErr w:type="spellStart"/>
-      <w:r>
-        <w:t>vllt</w:t>
-      </w:r>
-      <w:proofErr w:type="spellEnd"/>
-      <w:r>
-        <w:t xml:space="preserve"> findet er das </w:t>
-      </w:r>
-      <w:proofErr w:type="spellStart"/>
-      <w:r>
-        <w:t>problem</w:t>
-      </w:r>
-      <w:proofErr w:type="spellEnd"/>
-      <w:r>
-        <w:t xml:space="preserve"> mit den inkonsistenten </w:t>
-      </w:r>
-      <w:proofErr w:type="spellStart"/>
-      <w:r>
-        <w:t>aggregationen</w:t>
-      </w:r>
-      <w:proofErr w:type="spellEnd"/>
-      <w:r>
-        <w:t xml:space="preserve"> von 2021 zu 2025</w:t>
-      </w:r>
-      <w:r>
-        <w:br/>
-      </w:r>
-      <w:r>
-        <w:br/>
-        <w:t xml:space="preserve">TODO: wenn obiges nicht klappt, </w:t>
-      </w:r>
-      <w:proofErr w:type="spellStart"/>
-      <w:r>
-        <w:t>bzw</w:t>
-      </w:r>
-      <w:proofErr w:type="spellEnd"/>
-      <w:r>
-        <w:t xml:space="preserve"> selbst versuchen: Fehler finden für Problem, dass nicht gleiche </w:t>
-      </w:r>
-      <w:proofErr w:type="spellStart"/>
-      <w:r>
-        <w:t>aggregationen</w:t>
-      </w:r>
-      <w:proofErr w:type="spellEnd"/>
-      <w:r>
-        <w:t xml:space="preserve"> pro Jahr</w:t>
       </w:r>
       <w:r>
         <w:br/>
@@ -845,6 +773,7 @@
   <w:style w:type="character" w:default="1" w:styleId="Absatz-Standardschriftart">
     <w:name w:val="Default Paragraph Font"/>
     <w:uiPriority w:val="1"/>
+    <w:semiHidden/>
     <w:unhideWhenUsed/>
   </w:style>
   <w:style w:type="table" w:default="1" w:styleId="NormaleTabelle">
